--- a/Slides/Digitale_Medien_Beurteilung_01.docx
+++ b/Slides/Digitale_Medien_Beurteilung_01.docx
@@ -31,7 +31,7 @@
         <w:pStyle w:val="Date"/>
       </w:pPr>
       <w:r>
-        <w:t xml:space="preserve">2025-09-17</w:t>
+        <w:t xml:space="preserve">2026-04-01</w:t>
       </w:r>
     </w:p>
     <w:bookmarkStart w:id="22" w:name="organisatorisches"/>

--- a/Slides/Digitale_Medien_Beurteilung_01.docx
+++ b/Slides/Digitale_Medien_Beurteilung_01.docx
@@ -31,7 +31,7 @@
         <w:pStyle w:val="Date"/>
       </w:pPr>
       <w:r>
-        <w:t xml:space="preserve">2026-04-01</w:t>
+        <w:t xml:space="preserve">2025-09-17</w:t>
       </w:r>
     </w:p>
     <w:bookmarkStart w:id="22" w:name="organisatorisches"/>

--- a/Slides/Digitale_Medien_Beurteilung_01.docx
+++ b/Slides/Digitale_Medien_Beurteilung_01.docx
@@ -31,10 +31,10 @@
         <w:pStyle w:val="Date"/>
       </w:pPr>
       <w:r>
-        <w:t xml:space="preserve">2025-09-17</w:t>
-      </w:r>
-    </w:p>
-    <w:bookmarkStart w:id="22" w:name="organisatorisches"/>
+        <w:t xml:space="preserve">2026-04-01</w:t>
+      </w:r>
+    </w:p>
+    <w:bookmarkStart w:id="11" w:name="organisatorisches"/>
     <w:p>
       <w:pPr>
         <w:pStyle w:val="Heading1"/>
@@ -43,7 +43,7 @@
         <w:t xml:space="preserve">Organisatorisches</w:t>
       </w:r>
     </w:p>
-    <w:bookmarkStart w:id="20" w:name="ilias"/>
+    <w:bookmarkStart w:id="9" w:name="ilias"/>
     <w:p>
       <w:pPr>
         <w:pStyle w:val="Heading2"/>
@@ -88,8 +88,8 @@
         <w:t xml:space="preserve">BYOD: Laptop mitbringen</w:t>
       </w:r>
     </w:p>
-    <w:bookmarkEnd w:id="20"/>
-    <w:bookmarkStart w:id="21" w:name="workload"/>
+    <w:bookmarkEnd w:id="9"/>
+    <w:bookmarkStart w:id="10" w:name="workload"/>
     <w:p>
       <w:pPr>
         <w:pStyle w:val="Heading2"/>
@@ -134,9 +134,9 @@
         <w:t xml:space="preserve">Abgabe: digitales Prüfprodukt + Reflexion</w:t>
       </w:r>
     </w:p>
-    <w:bookmarkEnd w:id="21"/>
-    <w:bookmarkEnd w:id="22"/>
-    <w:bookmarkStart w:id="40" w:name="beurteilung"/>
+    <w:bookmarkEnd w:id="10"/>
+    <w:bookmarkEnd w:id="11"/>
+    <w:bookmarkStart w:id="29" w:name="beurteilung"/>
     <w:p>
       <w:pPr>
         <w:pStyle w:val="Heading1"/>
@@ -145,7 +145,7 @@
         <w:t xml:space="preserve">Beurteilung</w:t>
       </w:r>
     </w:p>
-    <w:bookmarkStart w:id="23" w:name="was-ist-eine-gute-prüfung"/>
+    <w:bookmarkStart w:id="12" w:name="was-ist-eine-gute-prüfung"/>
     <w:p>
       <w:pPr>
         <w:pStyle w:val="Heading2"/>
@@ -200,8 +200,8 @@
         <w:t xml:space="preserve">Sammlung auf Ilias</w:t>
       </w:r>
     </w:p>
-    <w:bookmarkEnd w:id="23"/>
-    <w:bookmarkStart w:id="24" w:name="learning-outcomes"/>
+    <w:bookmarkEnd w:id="12"/>
+    <w:bookmarkStart w:id="13" w:name="learning-outcomes"/>
     <w:p>
       <w:pPr>
         <w:pStyle w:val="Heading2"/>
@@ -258,8 +258,8 @@
         <w:t xml:space="preserve">Sie können Tools beurteilen hinsichtlich Fairness, Automatisierung und Feedbackqualität</w:t>
       </w:r>
     </w:p>
-    <w:bookmarkEnd w:id="24"/>
-    <w:bookmarkStart w:id="26" w:name="formativ-vs.-summativ"/>
+    <w:bookmarkEnd w:id="13"/>
+    <w:bookmarkStart w:id="15" w:name="formativ-vs.-summativ"/>
     <w:p>
       <w:pPr>
         <w:pStyle w:val="Heading2"/>
@@ -282,7 +282,7 @@
       <w:r>
         <w:t xml:space="preserve"> </w:t>
       </w:r>
-      <w:hyperlink r:id="rId25">
+      <w:hyperlink r:id="rId14">
         <w:r>
           <w:rPr>
             <w:rStyle w:val="Hyperlink"/>
@@ -377,8 +377,8 @@
         <w:t xml:space="preserve">Bilanz, Selektion, Zertifizierung</w:t>
       </w:r>
     </w:p>
-    <w:bookmarkEnd w:id="26"/>
-    <w:bookmarkStart w:id="27" w:name="weshalb-digitale-medien"/>
+    <w:bookmarkEnd w:id="15"/>
+    <w:bookmarkStart w:id="16" w:name="weshalb-digitale-medien"/>
     <w:p>
       <w:pPr>
         <w:pStyle w:val="Heading2"/>
@@ -435,8 +435,8 @@
         <w:t xml:space="preserve">Lernbegleitung statt nur Kontrolle</w:t>
       </w:r>
     </w:p>
-    <w:bookmarkEnd w:id="27"/>
-    <w:bookmarkStart w:id="29" w:name="mc-tests"/>
+    <w:bookmarkEnd w:id="16"/>
+    <w:bookmarkStart w:id="18" w:name="mc-tests"/>
     <w:p>
       <w:pPr>
         <w:pStyle w:val="Heading2"/>
@@ -445,7 +445,7 @@
         <w:t xml:space="preserve">MC-Tests</w:t>
       </w:r>
     </w:p>
-    <w:bookmarkStart w:id="28" w:name="vorteile"/>
+    <w:bookmarkStart w:id="17" w:name="vorteile"/>
     <w:p>
       <w:pPr>
         <w:pStyle w:val="Heading3"/>
@@ -502,9 +502,9 @@
         <w:t xml:space="preserve">Reliabilität sehr gut.</w:t>
       </w:r>
     </w:p>
-    <w:bookmarkEnd w:id="28"/>
-    <w:bookmarkEnd w:id="29"/>
-    <w:bookmarkStart w:id="32" w:name="mc-tests-1"/>
+    <w:bookmarkEnd w:id="17"/>
+    <w:bookmarkEnd w:id="18"/>
+    <w:bookmarkStart w:id="21" w:name="mc-tests-1"/>
     <w:p>
       <w:pPr>
         <w:pStyle w:val="Heading2"/>
@@ -513,7 +513,7 @@
         <w:t xml:space="preserve">MC-Tests</w:t>
       </w:r>
     </w:p>
-    <w:bookmarkStart w:id="30" w:name="herausforderungen"/>
+    <w:bookmarkStart w:id="19" w:name="herausforderungen"/>
     <w:p>
       <w:pPr>
         <w:pStyle w:val="Heading3"/>
@@ -564,8 +564,8 @@
         <w:t xml:space="preserve">Rateanwortverhalten vermeiden</w:t>
       </w:r>
     </w:p>
-    <w:bookmarkEnd w:id="30"/>
-    <w:bookmarkStart w:id="31" w:name="tools"/>
+    <w:bookmarkEnd w:id="19"/>
+    <w:bookmarkStart w:id="20" w:name="tools"/>
     <w:p>
       <w:pPr>
         <w:pStyle w:val="Heading3"/>
@@ -605,9 +605,9 @@
         <w:t xml:space="preserve">@krebs2004</w:t>
       </w:r>
     </w:p>
-    <w:bookmarkEnd w:id="31"/>
-    <w:bookmarkEnd w:id="32"/>
-    <w:bookmarkStart w:id="33" w:name="beispiel"/>
+    <w:bookmarkEnd w:id="20"/>
+    <w:bookmarkEnd w:id="21"/>
+    <w:bookmarkStart w:id="22" w:name="beispiel"/>
     <w:p>
       <w:pPr>
         <w:pStyle w:val="Heading2"/>
@@ -672,8 +672,8 @@
         <w:t xml:space="preserve">mehr als zwei Lösungen haben.</w:t>
       </w:r>
     </w:p>
-    <w:bookmarkEnd w:id="33"/>
-    <w:bookmarkStart w:id="35" w:name="beispiel-2"/>
+    <w:bookmarkEnd w:id="22"/>
+    <w:bookmarkStart w:id="24" w:name="beispiel-2"/>
     <w:p>
       <w:pPr>
         <w:pStyle w:val="Heading2"/>
@@ -757,7 +757,7 @@
       <w:r>
         <w:t xml:space="preserve"> </w:t>
       </w:r>
-      <w:hyperlink r:id="rId34">
+      <w:hyperlink r:id="rId23">
         <w:r>
           <w:rPr>
             <w:rStyle w:val="Hyperlink"/>
@@ -766,8 +766,8 @@
         </w:r>
       </w:hyperlink>
     </w:p>
-    <w:bookmarkEnd w:id="35"/>
-    <w:bookmarkStart w:id="36" w:name="übung"/>
+    <w:bookmarkEnd w:id="24"/>
+    <w:bookmarkStart w:id="25" w:name="übung"/>
     <w:p>
       <w:pPr>
         <w:pStyle w:val="Heading2"/>
@@ -792,8 +792,8 @@
         <w:t xml:space="preserve">Besprechen Sie die Fragen mit ihrem Nachbarn.</w:t>
       </w:r>
     </w:p>
-    <w:bookmarkEnd w:id="36"/>
-    <w:bookmarkStart w:id="37" w:name="gebote-der-umfrageformulierung"/>
+    <w:bookmarkEnd w:id="25"/>
+    <w:bookmarkStart w:id="26" w:name="gebote-der-umfrageformulierung"/>
     <w:p>
       <w:pPr>
         <w:pStyle w:val="Heading2"/>
@@ -957,8 +957,8 @@
         <w:t xml:space="preserve">[@porst2014, S.99]</w:t>
       </w:r>
     </w:p>
-    <w:bookmarkEnd w:id="37"/>
-    <w:bookmarkStart w:id="38" w:name="textverarbeitungsprogramme"/>
+    <w:bookmarkEnd w:id="26"/>
+    <w:bookmarkStart w:id="27" w:name="textverarbeitungsprogramme"/>
     <w:p>
       <w:pPr>
         <w:pStyle w:val="Heading2"/>
@@ -1017,8 +1017,8 @@
         <w:t xml:space="preserve">Empfehlung: Sauberes Layout, Antwortfelder vorgeben</w:t>
       </w:r>
     </w:p>
-    <w:bookmarkEnd w:id="38"/>
-    <w:bookmarkStart w:id="39" w:name="bibliographie"/>
+    <w:bookmarkEnd w:id="27"/>
+    <w:bookmarkStart w:id="28" w:name="bibliographie"/>
     <w:p>
       <w:pPr>
         <w:pStyle w:val="Heading2"/>
@@ -1027,8 +1027,8 @@
         <w:t xml:space="preserve">Bibliographie</w:t>
       </w:r>
     </w:p>
-    <w:bookmarkEnd w:id="39"/>
-    <w:bookmarkEnd w:id="40"/>
+    <w:bookmarkEnd w:id="28"/>
+    <w:bookmarkEnd w:id="29"/>
     <w:sectPr>
       <w:footnotePr>
         <w:numRestart w:val="eachSect"/>
@@ -1492,10 +1492,10 @@
   <w:docDefaults>
     <w:rPrDefault>
       <w:rPr>
-        <w:rFonts w:asciiTheme="minorHAnsi" w:cstheme="minorBidi" w:eastAsiaTheme="minorHAnsi" w:hAnsiTheme="minorHAnsi"/>
+        <w:rFonts w:asciiTheme="minorHAnsi" w:cstheme="minorBidi" w:eastAsiaTheme="minorEastAsia" w:hAnsiTheme="minorHAnsi"/>
         <w:sz w:val="24"/>
         <w:szCs w:val="24"/>
-        <w:lang w:bidi="ar-SA" w:eastAsia="en-US" w:val="en-US"/>
+        <w:lang w:bidi="ar-SA" w:eastAsia="zh-CN" w:val="en-US"/>
       </w:rPr>
     </w:rPrDefault>
     <w:pPrDefault>
@@ -2036,13 +2036,6 @@
       </w:tblCellMar>
     </w:tblPr>
     <w:tblStylePr w:type="firstRow">
-      <w:tblPr>
-        <w:jc w:val="left"/>
-        <w:tblInd w:type="dxa" w:w="0"/>
-      </w:tblPr>
-      <w:trPr>
-        <w:jc w:val="left"/>
-      </w:trPr>
       <w:tcPr>
         <w:tcBorders>
           <w:bottom w:val="single"/>
